--- a/reports/docx/report_1.docx
+++ b/reports/docx/report_1.docx
@@ -585,6 +585,9 @@
         <w:jc w:val="center"/>
       </w:pPr>
       <w:r>
+        <w:rPr>
+          <w:noProof/>
+        </w:rPr>
         <w:drawing>
           <wp:inline distT="0" distB="0" distL="0" distR="0" wp14:anchorId="0D13A920" wp14:editId="464BD5B7">
             <wp:extent cx="3985605" cy="2110923"/>
@@ -843,6 +846,9 @@
         <w:jc w:val="center"/>
       </w:pPr>
       <w:r>
+        <w:rPr>
+          <w:noProof/>
+        </w:rPr>
         <w:drawing>
           <wp:inline distT="0" distB="0" distL="0" distR="0" wp14:anchorId="5AD15070" wp14:editId="2B07D033">
             <wp:extent cx="5006774" cy="2865368"/>
@@ -941,6 +947,9 @@
         <w:jc w:val="center"/>
       </w:pPr>
       <w:r>
+        <w:rPr>
+          <w:noProof/>
+        </w:rPr>
         <w:drawing>
           <wp:inline distT="0" distB="0" distL="0" distR="0" wp14:anchorId="126A88B7" wp14:editId="07174390">
             <wp:extent cx="3596640" cy="2487677"/>
@@ -1275,6 +1284,9 @@
         <w:jc w:val="center"/>
       </w:pPr>
       <w:r>
+        <w:rPr>
+          <w:noProof/>
+        </w:rPr>
         <w:drawing>
           <wp:inline distT="0" distB="0" distL="0" distR="0" wp14:anchorId="710915D5" wp14:editId="0955C0BD">
             <wp:extent cx="2735914" cy="1412345"/>
@@ -1338,6 +1350,9 @@
         <w:jc w:val="center"/>
       </w:pPr>
       <w:r>
+        <w:rPr>
+          <w:noProof/>
+        </w:rPr>
         <w:lastRenderedPageBreak/>
         <w:drawing>
           <wp:inline distT="0" distB="0" distL="0" distR="0" wp14:anchorId="4C7E035F" wp14:editId="1738FD3D">
@@ -1491,6 +1506,9 @@
         <w:jc w:val="center"/>
       </w:pPr>
       <w:r>
+        <w:rPr>
+          <w:noProof/>
+        </w:rPr>
         <w:drawing>
           <wp:inline distT="0" distB="0" distL="0" distR="0" wp14:anchorId="0C806EE4" wp14:editId="7CDA724D">
             <wp:extent cx="2916382" cy="2012490"/>
@@ -1575,6 +1593,9 @@
         <w:jc w:val="center"/>
       </w:pPr>
       <w:r>
+        <w:rPr>
+          <w:noProof/>
+        </w:rPr>
         <w:lastRenderedPageBreak/>
         <w:drawing>
           <wp:inline distT="0" distB="0" distL="0" distR="0" wp14:anchorId="11FFB168" wp14:editId="28B9C199">
@@ -1677,6 +1698,9 @@
         <w:jc w:val="center"/>
       </w:pPr>
       <w:r>
+        <w:rPr>
+          <w:noProof/>
+        </w:rPr>
         <w:drawing>
           <wp:inline distT="0" distB="0" distL="0" distR="0" wp14:anchorId="4E5D6F37" wp14:editId="4BB806A3">
             <wp:extent cx="3304309" cy="1232761"/>
@@ -1757,6 +1781,9 @@
         <w:jc w:val="center"/>
       </w:pPr>
       <w:r>
+        <w:rPr>
+          <w:noProof/>
+        </w:rPr>
         <w:drawing>
           <wp:inline distT="0" distB="0" distL="0" distR="0" wp14:anchorId="7E9378EA" wp14:editId="44E6B969">
             <wp:extent cx="2978727" cy="1541237"/>
@@ -1841,6 +1868,9 @@
         <w:jc w:val="center"/>
       </w:pPr>
       <w:r>
+        <w:rPr>
+          <w:noProof/>
+        </w:rPr>
         <w:lastRenderedPageBreak/>
         <w:drawing>
           <wp:inline distT="0" distB="0" distL="0" distR="0" wp14:anchorId="1FFD7E1F" wp14:editId="68F2961B">
@@ -1900,6 +1930,9 @@
     <w:p>
       <w:r>
         <w:tab/>
+      </w:r>
+      <w:r>
+        <w:t>Sn dahjhbdkaksbdisabj</w:t>
       </w:r>
     </w:p>
     <w:sectPr>
@@ -3989,6 +4022,7 @@
   <w:style w:type="character" w:default="1" w:styleId="DefaultParagraphFont">
     <w:name w:val="Default Paragraph Font"/>
     <w:uiPriority w:val="1"/>
+    <w:semiHidden/>
     <w:unhideWhenUsed/>
   </w:style>
   <w:style w:type="table" w:default="1" w:styleId="TableNormal">

--- a/reports/docx/report_1.docx
+++ b/reports/docx/report_1.docx
@@ -88,7 +88,7 @@
         <w:jc w:val="center"/>
       </w:pPr>
       <w:r>
-        <w:t>Substrate</w:t>
+        <w:t>Protein-Ligand Interaction</w:t>
       </w:r>
     </w:p>
     <w:p>
@@ -189,72 +189,6 @@
           <w:u w:val="single"/>
         </w:rPr>
         <w:t>AMINO ACIDS:</w:t>
-      </w:r>
-    </w:p>
-    <w:p>
-      <w:pPr>
-        <w:pStyle w:val="ListParagraph"/>
-        <w:numPr>
-          <w:ilvl w:val="0"/>
-          <w:numId w:val="3"/>
-        </w:numPr>
-      </w:pPr>
-      <w:r>
-        <w:t>They are mainly composed of carbon, oxygen, nitrogen and hydrogen.</w:t>
-      </w:r>
-    </w:p>
-    <w:p>
-      <w:pPr>
-        <w:pStyle w:val="ListParagraph"/>
-        <w:numPr>
-          <w:ilvl w:val="0"/>
-          <w:numId w:val="3"/>
-        </w:numPr>
-      </w:pPr>
-      <w:r>
-        <w:t>Each amino acid has three key parts attached to a central (alpha) carbon atom:</w:t>
-      </w:r>
-    </w:p>
-    <w:p>
-      <w:pPr>
-        <w:pStyle w:val="ListParagraph"/>
-        <w:numPr>
-          <w:ilvl w:val="1"/>
-          <w:numId w:val="3"/>
-        </w:numPr>
-      </w:pPr>
-      <w:r>
-        <w:t xml:space="preserve"> An amino group (-NH2)</w:t>
-      </w:r>
-    </w:p>
-    <w:p>
-      <w:pPr>
-        <w:pStyle w:val="ListParagraph"/>
-        <w:numPr>
-          <w:ilvl w:val="1"/>
-          <w:numId w:val="3"/>
-        </w:numPr>
-      </w:pPr>
-      <w:r>
-        <w:t xml:space="preserve"> A carboxyl group (-COOH)</w:t>
-      </w:r>
-    </w:p>
-    <w:p>
-      <w:pPr>
-        <w:pStyle w:val="ListParagraph"/>
-        <w:numPr>
-          <w:ilvl w:val="1"/>
-          <w:numId w:val="3"/>
-        </w:numPr>
-      </w:pPr>
-      <w:r>
-        <w:t xml:space="preserve"> A side chain (R group) </w:t>
-      </w:r>
-      <w:r>
-        <w:t>–</w:t>
-      </w:r>
-      <w:r>
-        <w:t xml:space="preserve"> the only part that varies between amino acids and determines their chemical properties.</w:t>
       </w:r>
     </w:p>
     <w:p>
@@ -331,6 +265,9 @@
       <w:r>
         <w:t xml:space="preserve"> The side chain that repel water molecules.</w:t>
       </w:r>
+      <w:r>
+        <w:t xml:space="preserve"> (non-polar group).</w:t>
+      </w:r>
     </w:p>
     <w:p>
       <w:pPr>
@@ -366,6 +303,9 @@
       </w:r>
       <w:r>
         <w:t xml:space="preserve"> Interact with oppositely charged molecules/amino acids.</w:t>
+      </w:r>
+      <w:r>
+        <w:t xml:space="preserve"> (acidic or basic groups).</w:t>
       </w:r>
     </w:p>
     <w:p>
@@ -1271,10 +1211,22 @@
         </w:numPr>
       </w:pPr>
       <w:r>
-        <w:t xml:space="preserve">Lock and Key Theory: </w:t>
-      </w:r>
-      <w:r>
-        <w:t>A substrate fits into the active site of a macromolecule, just like a key fits into a lock.</w:t>
+        <w:rPr>
+          <w:u w:val="single"/>
+        </w:rPr>
+        <w:t>Lock and Key Theory</w:t>
+      </w:r>
+      <w:r>
+        <w:t xml:space="preserve">: </w:t>
+      </w:r>
+      <w:r>
+        <w:t>A substrate fits into the active site of a macromolecule, just like a key fit</w:t>
+      </w:r>
+      <w:r>
+        <w:t>s</w:t>
+      </w:r>
+      <w:r>
+        <w:t xml:space="preserve"> into a lock.</w:t>
       </w:r>
     </w:p>
     <w:p>
@@ -1340,7 +1292,13 @@
         </w:numPr>
       </w:pPr>
       <w:r>
-        <w:t>Induced-Fit Theory: Both ligand and target mutually adapt their structure until an optimal fit is achieved.</w:t>
+        <w:rPr>
+          <w:u w:val="single"/>
+        </w:rPr>
+        <w:t>Induced-Fit Theory</w:t>
+      </w:r>
+      <w:r>
+        <w:t>: Both ligand and target mutually adapt their structure until an optimal fit is achieved.</w:t>
       </w:r>
     </w:p>
     <w:p>
@@ -1928,11 +1886,459 @@
       </w:pPr>
     </w:p>
     <w:p>
-      <w:r>
-        <w:tab/>
-      </w:r>
-      <w:r>
-        <w:t>Sn dahjhbdkaksbdisabj</w:t>
+      <w:pPr>
+        <w:rPr>
+          <w:b/>
+          <w:bCs/>
+          <w:u w:val="single"/>
+        </w:rPr>
+      </w:pPr>
+      <w:r>
+        <w:rPr>
+          <w:b/>
+          <w:bCs/>
+          <w:u w:val="single"/>
+        </w:rPr>
+        <w:t>SCORING METHODS</w:t>
+      </w:r>
+    </w:p>
+    <w:p>
+      <w:pPr>
+        <w:pStyle w:val="ListParagraph"/>
+        <w:numPr>
+          <w:ilvl w:val="0"/>
+          <w:numId w:val="17"/>
+        </w:numPr>
+      </w:pPr>
+      <w:r>
+        <w:t xml:space="preserve">Binding is governed by three main factors: interaction energies, </w:t>
+      </w:r>
+      <w:proofErr w:type="spellStart"/>
+      <w:r>
+        <w:t>desolvation</w:t>
+      </w:r>
+      <w:proofErr w:type="spellEnd"/>
+      <w:r>
+        <w:t>/solvation energies and entropic effects.</w:t>
+      </w:r>
+    </w:p>
+    <w:p>
+      <w:pPr>
+        <w:pStyle w:val="ListParagraph"/>
+        <w:numPr>
+          <w:ilvl w:val="0"/>
+          <w:numId w:val="17"/>
+        </w:numPr>
+      </w:pPr>
+      <w:r>
+        <w:rPr>
+          <w:u w:val="single"/>
+        </w:rPr>
+        <w:t>Interaction Forces:</w:t>
+      </w:r>
+    </w:p>
+    <w:p>
+      <w:pPr>
+        <w:pStyle w:val="ListParagraph"/>
+        <w:numPr>
+          <w:ilvl w:val="1"/>
+          <w:numId w:val="17"/>
+        </w:numPr>
+      </w:pPr>
+      <w:r>
+        <w:t>Favorable Forces: Good hydrophobic contacts, hydrogen bonding (strong and directional), attractive electrostatic (strong and directional).</w:t>
+      </w:r>
+    </w:p>
+    <w:p>
+      <w:pPr>
+        <w:pStyle w:val="ListParagraph"/>
+        <w:numPr>
+          <w:ilvl w:val="1"/>
+          <w:numId w:val="17"/>
+        </w:numPr>
+      </w:pPr>
+      <w:r>
+        <w:t xml:space="preserve">Unfavorable Forces: bad hydrophobic contacts (steric clashes) and repulsive electrostatic interactions. </w:t>
+      </w:r>
+    </w:p>
+    <w:p>
+      <w:pPr>
+        <w:pStyle w:val="ListParagraph"/>
+        <w:numPr>
+          <w:ilvl w:val="0"/>
+          <w:numId w:val="17"/>
+        </w:numPr>
+      </w:pPr>
+      <w:proofErr w:type="spellStart"/>
+      <w:r>
+        <w:rPr>
+          <w:u w:val="single"/>
+        </w:rPr>
+        <w:t>Desolvation</w:t>
+      </w:r>
+      <w:proofErr w:type="spellEnd"/>
+      <w:r>
+        <w:rPr>
+          <w:u w:val="single"/>
+        </w:rPr>
+        <w:t>:</w:t>
+      </w:r>
+      <w:r>
+        <w:t xml:space="preserve"> Hydrophobic groups associate to reduce contact with surrounding water.</w:t>
+      </w:r>
+    </w:p>
+    <w:p>
+      <w:pPr>
+        <w:pStyle w:val="ListParagraph"/>
+        <w:numPr>
+          <w:ilvl w:val="0"/>
+          <w:numId w:val="17"/>
+        </w:numPr>
+      </w:pPr>
+      <w:r>
+        <w:rPr>
+          <w:u w:val="single"/>
+        </w:rPr>
+        <w:t>Entropy</w:t>
+      </w:r>
+      <w:r>
+        <w:rPr>
+          <w:u w:val="single"/>
+        </w:rPr>
+        <w:t xml:space="preserve">: </w:t>
+      </w:r>
+      <w:r>
+        <w:t>Molecular flexibility affects binding energy.</w:t>
+      </w:r>
+    </w:p>
+    <w:p/>
+    <w:p>
+      <w:pPr>
+        <w:rPr>
+          <w:b/>
+          <w:bCs/>
+          <w:u w:val="single"/>
+        </w:rPr>
+      </w:pPr>
+      <w:r>
+        <w:rPr>
+          <w:b/>
+          <w:bCs/>
+          <w:u w:val="single"/>
+        </w:rPr>
+        <w:t>BINDING AND FREE ENERGY</w:t>
+      </w:r>
+    </w:p>
+    <w:p>
+      <w:pPr>
+        <w:pStyle w:val="ListParagraph"/>
+        <w:numPr>
+          <w:ilvl w:val="0"/>
+          <w:numId w:val="18"/>
+        </w:numPr>
+      </w:pPr>
+      <w:r>
+        <w:t>Binding energy is the energy required to separate complex into its parts, =E(complex) – [E(protein) + E(ligand)]</w:t>
+      </w:r>
+    </w:p>
+    <w:p>
+      <w:pPr>
+        <w:pStyle w:val="ListParagraph"/>
+        <w:numPr>
+          <w:ilvl w:val="0"/>
+          <w:numId w:val="18"/>
+        </w:numPr>
+      </w:pPr>
+      <w:proofErr w:type="spellStart"/>
+      <w:r>
+        <w:t>deltaG</w:t>
+      </w:r>
+      <w:proofErr w:type="spellEnd"/>
+      <w:r>
+        <w:t>=-</w:t>
+      </w:r>
+      <w:proofErr w:type="spellStart"/>
+      <w:r>
+        <w:t>RTln</w:t>
+      </w:r>
+      <w:proofErr w:type="spellEnd"/>
+      <w:r>
+        <w:t>(K)</w:t>
+      </w:r>
+    </w:p>
+    <w:p>
+      <w:pPr>
+        <w:pStyle w:val="ListParagraph"/>
+        <w:numPr>
+          <w:ilvl w:val="0"/>
+          <w:numId w:val="18"/>
+        </w:numPr>
+      </w:pPr>
+      <w:proofErr w:type="spellStart"/>
+      <w:r>
+        <w:t>deltaG</w:t>
+      </w:r>
+      <w:proofErr w:type="spellEnd"/>
+      <w:r>
+        <w:t xml:space="preserve"> </w:t>
+      </w:r>
+      <w:r>
+        <w:t>change of about 6 kJ/mol corresponds to roughly one order of magnitude in log K - which can be the</w:t>
+      </w:r>
+      <w:r>
+        <w:t xml:space="preserve"> </w:t>
+      </w:r>
+      <w:r>
+        <w:t>difference between a micromolar and a nanomolar compound</w:t>
+      </w:r>
+      <w:r>
+        <w:t>.</w:t>
+      </w:r>
+    </w:p>
+    <w:p>
+      <w:pPr>
+        <w:pStyle w:val="ListParagraph"/>
+        <w:numPr>
+          <w:ilvl w:val="0"/>
+          <w:numId w:val="18"/>
+        </w:numPr>
+      </w:pPr>
+      <w:r>
+        <w:t xml:space="preserve">Calculating </w:t>
+      </w:r>
+      <w:proofErr w:type="spellStart"/>
+      <w:r>
+        <w:t>delta</w:t>
+      </w:r>
+      <w:r>
+        <w:t>G</w:t>
+      </w:r>
+      <w:proofErr w:type="spellEnd"/>
+      <w:r>
+        <w:t xml:space="preserve"> directly from the Gibbs equation is hard because the entropic term is difficult t</w:t>
+      </w:r>
+      <w:r>
+        <w:t xml:space="preserve">o </w:t>
+      </w:r>
+      <w:r>
+        <w:t>estimate, so it's often neglected as a first approximation.</w:t>
+      </w:r>
+    </w:p>
+    <w:p>
+      <w:pPr>
+        <w:pStyle w:val="ListParagraph"/>
+        <w:numPr>
+          <w:ilvl w:val="0"/>
+          <w:numId w:val="18"/>
+        </w:numPr>
+      </w:pPr>
+      <w:r>
+        <w:lastRenderedPageBreak/>
+        <w:t xml:space="preserve">With entropy neglected and constant pressure assumed, </w:t>
+      </w:r>
+      <w:proofErr w:type="spellStart"/>
+      <w:r>
+        <w:t>delta</w:t>
+      </w:r>
+      <w:r>
+        <w:t>G</w:t>
+      </w:r>
+      <w:proofErr w:type="spellEnd"/>
+      <w:r>
+        <w:t xml:space="preserve"> can be approximated using internal energy (</w:t>
+      </w:r>
+      <w:proofErr w:type="spellStart"/>
+      <w:r>
+        <w:t>delta</w:t>
+      </w:r>
+      <w:r>
+        <w:t>U</w:t>
+      </w:r>
+      <w:proofErr w:type="spellEnd"/>
+      <w:r>
+        <w:t>)</w:t>
+      </w:r>
+      <w:r>
+        <w:t xml:space="preserve"> </w:t>
+      </w:r>
+      <w:r>
+        <w:t>via molecular mechanics.</w:t>
+      </w:r>
+    </w:p>
+    <w:p>
+      <w:pPr>
+        <w:pStyle w:val="ListParagraph"/>
+        <w:ind w:left="1080"/>
+        <w:jc w:val="center"/>
+      </w:pPr>
+      <w:r>
+        <w:drawing>
+          <wp:inline distT="0" distB="0" distL="0" distR="0" wp14:anchorId="46560961" wp14:editId="24976445">
+            <wp:extent cx="1909156" cy="1730828"/>
+            <wp:effectExtent l="0" t="0" r="0" b="3175"/>
+            <wp:docPr id="979552746" name="Picture 1"/>
+            <wp:cNvGraphicFramePr>
+              <a:graphicFrameLocks xmlns:a="http://schemas.openxmlformats.org/drawingml/2006/main" noChangeAspect="1"/>
+            </wp:cNvGraphicFramePr>
+            <a:graphic xmlns:a="http://schemas.openxmlformats.org/drawingml/2006/main">
+              <a:graphicData uri="http://schemas.openxmlformats.org/drawingml/2006/picture">
+                <pic:pic xmlns:pic="http://schemas.openxmlformats.org/drawingml/2006/picture">
+                  <pic:nvPicPr>
+                    <pic:cNvPr id="979552746" name=""/>
+                    <pic:cNvPicPr/>
+                  </pic:nvPicPr>
+                  <pic:blipFill>
+                    <a:blip r:embed="rId18"/>
+                    <a:stretch>
+                      <a:fillRect/>
+                    </a:stretch>
+                  </pic:blipFill>
+                  <pic:spPr>
+                    <a:xfrm>
+                      <a:off x="0" y="0"/>
+                      <a:ext cx="1919300" cy="1740024"/>
+                    </a:xfrm>
+                    <a:prstGeom prst="rect">
+                      <a:avLst/>
+                    </a:prstGeom>
+                  </pic:spPr>
+                </pic:pic>
+              </a:graphicData>
+            </a:graphic>
+          </wp:inline>
+        </w:drawing>
+      </w:r>
+    </w:p>
+    <w:p/>
+    <w:p>
+      <w:pPr>
+        <w:rPr>
+          <w:b/>
+          <w:bCs/>
+          <w:u w:val="single"/>
+        </w:rPr>
+      </w:pPr>
+      <w:r>
+        <w:rPr>
+          <w:b/>
+          <w:bCs/>
+          <w:u w:val="single"/>
+        </w:rPr>
+        <w:t>SCORING FUNCTION</w:t>
+      </w:r>
+    </w:p>
+    <w:p>
+      <w:pPr>
+        <w:pStyle w:val="ListParagraph"/>
+        <w:numPr>
+          <w:ilvl w:val="0"/>
+          <w:numId w:val="19"/>
+        </w:numPr>
+      </w:pPr>
+      <w:r>
+        <w:t>Two categories:</w:t>
+      </w:r>
+    </w:p>
+    <w:p>
+      <w:pPr>
+        <w:pStyle w:val="ListParagraph"/>
+        <w:numPr>
+          <w:ilvl w:val="1"/>
+          <w:numId w:val="17"/>
+        </w:numPr>
+      </w:pPr>
+      <w:r>
+        <w:rPr>
+          <w:u w:val="single"/>
+        </w:rPr>
+        <w:t xml:space="preserve">Empirical scoring </w:t>
+      </w:r>
+      <w:proofErr w:type="spellStart"/>
+      <w:r>
+        <w:rPr>
+          <w:u w:val="single"/>
+        </w:rPr>
+        <w:t>func</w:t>
+      </w:r>
+      <w:proofErr w:type="spellEnd"/>
+      <w:r>
+        <w:t>: These are actually the force fields calibrated to a particular training set of complexes with known 3D structure.</w:t>
+      </w:r>
+    </w:p>
+    <w:p>
+      <w:pPr>
+        <w:pStyle w:val="ListParagraph"/>
+        <w:ind w:left="1440"/>
+        <w:jc w:val="center"/>
+      </w:pPr>
+      <w:r>
+        <w:drawing>
+          <wp:inline distT="0" distB="0" distL="0" distR="0" wp14:anchorId="71BD69F6" wp14:editId="0A96E5A7">
+            <wp:extent cx="3829584" cy="924054"/>
+            <wp:effectExtent l="0" t="0" r="0" b="9525"/>
+            <wp:docPr id="2145371980" name="Picture 1"/>
+            <wp:cNvGraphicFramePr>
+              <a:graphicFrameLocks xmlns:a="http://schemas.openxmlformats.org/drawingml/2006/main" noChangeAspect="1"/>
+            </wp:cNvGraphicFramePr>
+            <a:graphic xmlns:a="http://schemas.openxmlformats.org/drawingml/2006/main">
+              <a:graphicData uri="http://schemas.openxmlformats.org/drawingml/2006/picture">
+                <pic:pic xmlns:pic="http://schemas.openxmlformats.org/drawingml/2006/picture">
+                  <pic:nvPicPr>
+                    <pic:cNvPr id="2145371980" name=""/>
+                    <pic:cNvPicPr/>
+                  </pic:nvPicPr>
+                  <pic:blipFill>
+                    <a:blip r:embed="rId19"/>
+                    <a:stretch>
+                      <a:fillRect/>
+                    </a:stretch>
+                  </pic:blipFill>
+                  <pic:spPr>
+                    <a:xfrm>
+                      <a:off x="0" y="0"/>
+                      <a:ext cx="3829584" cy="924054"/>
+                    </a:xfrm>
+                    <a:prstGeom prst="rect">
+                      <a:avLst/>
+                    </a:prstGeom>
+                  </pic:spPr>
+                </pic:pic>
+              </a:graphicData>
+            </a:graphic>
+          </wp:inline>
+        </w:drawing>
+      </w:r>
+    </w:p>
+    <w:p>
+      <w:pPr>
+        <w:pStyle w:val="ListParagraph"/>
+        <w:numPr>
+          <w:ilvl w:val="1"/>
+          <w:numId w:val="17"/>
+        </w:numPr>
+      </w:pPr>
+      <w:r>
+        <w:rPr>
+          <w:u w:val="single"/>
+        </w:rPr>
+        <w:t xml:space="preserve">Knowledge-Based scoring </w:t>
+      </w:r>
+      <w:proofErr w:type="spellStart"/>
+      <w:r>
+        <w:rPr>
+          <w:u w:val="single"/>
+        </w:rPr>
+        <w:t>func</w:t>
+      </w:r>
+      <w:proofErr w:type="spellEnd"/>
+      <w:r>
+        <w:rPr>
+          <w:u w:val="single"/>
+        </w:rPr>
+        <w:t>:</w:t>
+      </w:r>
+      <w:r>
+        <w:t xml:space="preserve"> </w:t>
       </w:r>
     </w:p>
     <w:sectPr>
@@ -2034,6 +2440,95 @@
     </w:lvl>
   </w:abstractNum>
   <w:abstractNum w:abstractNumId="1" w15:restartNumberingAfterBreak="0">
+    <w:nsid w:val="1E83363A"/>
+    <w:multiLevelType w:val="hybridMultilevel"/>
+    <w:tmpl w:val="4D203F9C"/>
+    <w:lvl w:ilvl="0" w:tplc="7702E33E">
+      <w:start w:val="1"/>
+      <w:numFmt w:val="lowerRoman"/>
+      <w:lvlText w:val="%1."/>
+      <w:lvlJc w:val="left"/>
+      <w:pPr>
+        <w:ind w:left="1080" w:hanging="720"/>
+      </w:pPr>
+      <w:rPr>
+        <w:rFonts w:hint="default"/>
+      </w:rPr>
+    </w:lvl>
+    <w:lvl w:ilvl="1" w:tplc="04090019" w:tentative="1">
+      <w:start w:val="1"/>
+      <w:numFmt w:val="lowerLetter"/>
+      <w:lvlText w:val="%2."/>
+      <w:lvlJc w:val="left"/>
+      <w:pPr>
+        <w:ind w:left="1440" w:hanging="360"/>
+      </w:pPr>
+    </w:lvl>
+    <w:lvl w:ilvl="2" w:tplc="0409001B" w:tentative="1">
+      <w:start w:val="1"/>
+      <w:numFmt w:val="lowerRoman"/>
+      <w:lvlText w:val="%3."/>
+      <w:lvlJc w:val="right"/>
+      <w:pPr>
+        <w:ind w:left="2160" w:hanging="180"/>
+      </w:pPr>
+    </w:lvl>
+    <w:lvl w:ilvl="3" w:tplc="0409000F" w:tentative="1">
+      <w:start w:val="1"/>
+      <w:numFmt w:val="decimal"/>
+      <w:lvlText w:val="%4."/>
+      <w:lvlJc w:val="left"/>
+      <w:pPr>
+        <w:ind w:left="2880" w:hanging="360"/>
+      </w:pPr>
+    </w:lvl>
+    <w:lvl w:ilvl="4" w:tplc="04090019" w:tentative="1">
+      <w:start w:val="1"/>
+      <w:numFmt w:val="lowerLetter"/>
+      <w:lvlText w:val="%5."/>
+      <w:lvlJc w:val="left"/>
+      <w:pPr>
+        <w:ind w:left="3600" w:hanging="360"/>
+      </w:pPr>
+    </w:lvl>
+    <w:lvl w:ilvl="5" w:tplc="0409001B" w:tentative="1">
+      <w:start w:val="1"/>
+      <w:numFmt w:val="lowerRoman"/>
+      <w:lvlText w:val="%6."/>
+      <w:lvlJc w:val="right"/>
+      <w:pPr>
+        <w:ind w:left="4320" w:hanging="180"/>
+      </w:pPr>
+    </w:lvl>
+    <w:lvl w:ilvl="6" w:tplc="0409000F" w:tentative="1">
+      <w:start w:val="1"/>
+      <w:numFmt w:val="decimal"/>
+      <w:lvlText w:val="%7."/>
+      <w:lvlJc w:val="left"/>
+      <w:pPr>
+        <w:ind w:left="5040" w:hanging="360"/>
+      </w:pPr>
+    </w:lvl>
+    <w:lvl w:ilvl="7" w:tplc="04090019" w:tentative="1">
+      <w:start w:val="1"/>
+      <w:numFmt w:val="lowerLetter"/>
+      <w:lvlText w:val="%8."/>
+      <w:lvlJc w:val="left"/>
+      <w:pPr>
+        <w:ind w:left="5760" w:hanging="360"/>
+      </w:pPr>
+    </w:lvl>
+    <w:lvl w:ilvl="8" w:tplc="0409001B" w:tentative="1">
+      <w:start w:val="1"/>
+      <w:numFmt w:val="lowerRoman"/>
+      <w:lvlText w:val="%9."/>
+      <w:lvlJc w:val="right"/>
+      <w:pPr>
+        <w:ind w:left="6480" w:hanging="180"/>
+      </w:pPr>
+    </w:lvl>
+  </w:abstractNum>
+  <w:abstractNum w:abstractNumId="2" w15:restartNumberingAfterBreak="0">
     <w:nsid w:val="22293E4B"/>
     <w:multiLevelType w:val="hybridMultilevel"/>
     <w:tmpl w:val="7D4C5AF8"/>
@@ -2122,7 +2617,7 @@
       </w:pPr>
     </w:lvl>
   </w:abstractNum>
-  <w:abstractNum w:abstractNumId="2" w15:restartNumberingAfterBreak="0">
+  <w:abstractNum w:abstractNumId="3" w15:restartNumberingAfterBreak="0">
     <w:nsid w:val="298A5DC8"/>
     <w:multiLevelType w:val="hybridMultilevel"/>
     <w:tmpl w:val="A32E858A"/>
@@ -2211,7 +2706,96 @@
       </w:pPr>
     </w:lvl>
   </w:abstractNum>
-  <w:abstractNum w:abstractNumId="3" w15:restartNumberingAfterBreak="0">
+  <w:abstractNum w:abstractNumId="4" w15:restartNumberingAfterBreak="0">
+    <w:nsid w:val="2B0C33A7"/>
+    <w:multiLevelType w:val="hybridMultilevel"/>
+    <w:tmpl w:val="B2281BC4"/>
+    <w:lvl w:ilvl="0" w:tplc="D0BC7BE6">
+      <w:start w:val="1"/>
+      <w:numFmt w:val="lowerRoman"/>
+      <w:lvlText w:val="%1."/>
+      <w:lvlJc w:val="left"/>
+      <w:pPr>
+        <w:ind w:left="1080" w:hanging="720"/>
+      </w:pPr>
+      <w:rPr>
+        <w:rFonts w:hint="default"/>
+      </w:rPr>
+    </w:lvl>
+    <w:lvl w:ilvl="1" w:tplc="04090019" w:tentative="1">
+      <w:start w:val="1"/>
+      <w:numFmt w:val="lowerLetter"/>
+      <w:lvlText w:val="%2."/>
+      <w:lvlJc w:val="left"/>
+      <w:pPr>
+        <w:ind w:left="1440" w:hanging="360"/>
+      </w:pPr>
+    </w:lvl>
+    <w:lvl w:ilvl="2" w:tplc="0409001B" w:tentative="1">
+      <w:start w:val="1"/>
+      <w:numFmt w:val="lowerRoman"/>
+      <w:lvlText w:val="%3."/>
+      <w:lvlJc w:val="right"/>
+      <w:pPr>
+        <w:ind w:left="2160" w:hanging="180"/>
+      </w:pPr>
+    </w:lvl>
+    <w:lvl w:ilvl="3" w:tplc="0409000F" w:tentative="1">
+      <w:start w:val="1"/>
+      <w:numFmt w:val="decimal"/>
+      <w:lvlText w:val="%4."/>
+      <w:lvlJc w:val="left"/>
+      <w:pPr>
+        <w:ind w:left="2880" w:hanging="360"/>
+      </w:pPr>
+    </w:lvl>
+    <w:lvl w:ilvl="4" w:tplc="04090019" w:tentative="1">
+      <w:start w:val="1"/>
+      <w:numFmt w:val="lowerLetter"/>
+      <w:lvlText w:val="%5."/>
+      <w:lvlJc w:val="left"/>
+      <w:pPr>
+        <w:ind w:left="3600" w:hanging="360"/>
+      </w:pPr>
+    </w:lvl>
+    <w:lvl w:ilvl="5" w:tplc="0409001B" w:tentative="1">
+      <w:start w:val="1"/>
+      <w:numFmt w:val="lowerRoman"/>
+      <w:lvlText w:val="%6."/>
+      <w:lvlJc w:val="right"/>
+      <w:pPr>
+        <w:ind w:left="4320" w:hanging="180"/>
+      </w:pPr>
+    </w:lvl>
+    <w:lvl w:ilvl="6" w:tplc="0409000F" w:tentative="1">
+      <w:start w:val="1"/>
+      <w:numFmt w:val="decimal"/>
+      <w:lvlText w:val="%7."/>
+      <w:lvlJc w:val="left"/>
+      <w:pPr>
+        <w:ind w:left="5040" w:hanging="360"/>
+      </w:pPr>
+    </w:lvl>
+    <w:lvl w:ilvl="7" w:tplc="04090019" w:tentative="1">
+      <w:start w:val="1"/>
+      <w:numFmt w:val="lowerLetter"/>
+      <w:lvlText w:val="%8."/>
+      <w:lvlJc w:val="left"/>
+      <w:pPr>
+        <w:ind w:left="5760" w:hanging="360"/>
+      </w:pPr>
+    </w:lvl>
+    <w:lvl w:ilvl="8" w:tplc="0409001B" w:tentative="1">
+      <w:start w:val="1"/>
+      <w:numFmt w:val="lowerRoman"/>
+      <w:lvlText w:val="%9."/>
+      <w:lvlJc w:val="right"/>
+      <w:pPr>
+        <w:ind w:left="6480" w:hanging="180"/>
+      </w:pPr>
+    </w:lvl>
+  </w:abstractNum>
+  <w:abstractNum w:abstractNumId="5" w15:restartNumberingAfterBreak="0">
     <w:nsid w:val="2EC20FCE"/>
     <w:multiLevelType w:val="hybridMultilevel"/>
     <w:tmpl w:val="19FAEE02"/>
@@ -2300,7 +2884,7 @@
       </w:pPr>
     </w:lvl>
   </w:abstractNum>
-  <w:abstractNum w:abstractNumId="4" w15:restartNumberingAfterBreak="0">
+  <w:abstractNum w:abstractNumId="6" w15:restartNumberingAfterBreak="0">
     <w:nsid w:val="34266387"/>
     <w:multiLevelType w:val="hybridMultilevel"/>
     <w:tmpl w:val="E59C4DC2"/>
@@ -2389,7 +2973,7 @@
       </w:pPr>
     </w:lvl>
   </w:abstractNum>
-  <w:abstractNum w:abstractNumId="5" w15:restartNumberingAfterBreak="0">
+  <w:abstractNum w:abstractNumId="7" w15:restartNumberingAfterBreak="0">
     <w:nsid w:val="3B946E89"/>
     <w:multiLevelType w:val="hybridMultilevel"/>
     <w:tmpl w:val="32228CC0"/>
@@ -2478,7 +3062,7 @@
       </w:pPr>
     </w:lvl>
   </w:abstractNum>
-  <w:abstractNum w:abstractNumId="6" w15:restartNumberingAfterBreak="0">
+  <w:abstractNum w:abstractNumId="8" w15:restartNumberingAfterBreak="0">
     <w:nsid w:val="3EE94185"/>
     <w:multiLevelType w:val="hybridMultilevel"/>
     <w:tmpl w:val="7F3EE356"/>
@@ -2567,7 +3151,7 @@
       </w:pPr>
     </w:lvl>
   </w:abstractNum>
-  <w:abstractNum w:abstractNumId="7" w15:restartNumberingAfterBreak="0">
+  <w:abstractNum w:abstractNumId="9" w15:restartNumberingAfterBreak="0">
     <w:nsid w:val="427E2550"/>
     <w:multiLevelType w:val="hybridMultilevel"/>
     <w:tmpl w:val="9014DF3E"/>
@@ -2656,7 +3240,7 @@
       </w:pPr>
     </w:lvl>
   </w:abstractNum>
-  <w:abstractNum w:abstractNumId="8" w15:restartNumberingAfterBreak="0">
+  <w:abstractNum w:abstractNumId="10" w15:restartNumberingAfterBreak="0">
     <w:nsid w:val="430C56D4"/>
     <w:multiLevelType w:val="hybridMultilevel"/>
     <w:tmpl w:val="E7E01DD8"/>
@@ -2745,7 +3329,7 @@
       </w:pPr>
     </w:lvl>
   </w:abstractNum>
-  <w:abstractNum w:abstractNumId="9" w15:restartNumberingAfterBreak="0">
+  <w:abstractNum w:abstractNumId="11" w15:restartNumberingAfterBreak="0">
     <w:nsid w:val="443D1176"/>
     <w:multiLevelType w:val="hybridMultilevel"/>
     <w:tmpl w:val="A35803FA"/>
@@ -2834,7 +3418,7 @@
       </w:pPr>
     </w:lvl>
   </w:abstractNum>
-  <w:abstractNum w:abstractNumId="10" w15:restartNumberingAfterBreak="0">
+  <w:abstractNum w:abstractNumId="12" w15:restartNumberingAfterBreak="0">
     <w:nsid w:val="47A706B3"/>
     <w:multiLevelType w:val="hybridMultilevel"/>
     <w:tmpl w:val="31A84218"/>
@@ -2923,7 +3507,7 @@
       </w:pPr>
     </w:lvl>
   </w:abstractNum>
-  <w:abstractNum w:abstractNumId="11" w15:restartNumberingAfterBreak="0">
+  <w:abstractNum w:abstractNumId="13" w15:restartNumberingAfterBreak="0">
     <w:nsid w:val="5AAF3176"/>
     <w:multiLevelType w:val="hybridMultilevel"/>
     <w:tmpl w:val="67F22D98"/>
@@ -3012,7 +3596,96 @@
       </w:pPr>
     </w:lvl>
   </w:abstractNum>
-  <w:abstractNum w:abstractNumId="12" w15:restartNumberingAfterBreak="0">
+  <w:abstractNum w:abstractNumId="14" w15:restartNumberingAfterBreak="0">
+    <w:nsid w:val="6A797F21"/>
+    <w:multiLevelType w:val="hybridMultilevel"/>
+    <w:tmpl w:val="42E0D9E8"/>
+    <w:lvl w:ilvl="0" w:tplc="466C0F7C">
+      <w:start w:val="1"/>
+      <w:numFmt w:val="lowerRoman"/>
+      <w:lvlText w:val="%1."/>
+      <w:lvlJc w:val="left"/>
+      <w:pPr>
+        <w:ind w:left="1080" w:hanging="720"/>
+      </w:pPr>
+      <w:rPr>
+        <w:rFonts w:hint="default"/>
+      </w:rPr>
+    </w:lvl>
+    <w:lvl w:ilvl="1" w:tplc="04090019">
+      <w:start w:val="1"/>
+      <w:numFmt w:val="lowerLetter"/>
+      <w:lvlText w:val="%2."/>
+      <w:lvlJc w:val="left"/>
+      <w:pPr>
+        <w:ind w:left="1440" w:hanging="360"/>
+      </w:pPr>
+    </w:lvl>
+    <w:lvl w:ilvl="2" w:tplc="0409001B" w:tentative="1">
+      <w:start w:val="1"/>
+      <w:numFmt w:val="lowerRoman"/>
+      <w:lvlText w:val="%3."/>
+      <w:lvlJc w:val="right"/>
+      <w:pPr>
+        <w:ind w:left="2160" w:hanging="180"/>
+      </w:pPr>
+    </w:lvl>
+    <w:lvl w:ilvl="3" w:tplc="0409000F" w:tentative="1">
+      <w:start w:val="1"/>
+      <w:numFmt w:val="decimal"/>
+      <w:lvlText w:val="%4."/>
+      <w:lvlJc w:val="left"/>
+      <w:pPr>
+        <w:ind w:left="2880" w:hanging="360"/>
+      </w:pPr>
+    </w:lvl>
+    <w:lvl w:ilvl="4" w:tplc="04090019" w:tentative="1">
+      <w:start w:val="1"/>
+      <w:numFmt w:val="lowerLetter"/>
+      <w:lvlText w:val="%5."/>
+      <w:lvlJc w:val="left"/>
+      <w:pPr>
+        <w:ind w:left="3600" w:hanging="360"/>
+      </w:pPr>
+    </w:lvl>
+    <w:lvl w:ilvl="5" w:tplc="0409001B" w:tentative="1">
+      <w:start w:val="1"/>
+      <w:numFmt w:val="lowerRoman"/>
+      <w:lvlText w:val="%6."/>
+      <w:lvlJc w:val="right"/>
+      <w:pPr>
+        <w:ind w:left="4320" w:hanging="180"/>
+      </w:pPr>
+    </w:lvl>
+    <w:lvl w:ilvl="6" w:tplc="0409000F" w:tentative="1">
+      <w:start w:val="1"/>
+      <w:numFmt w:val="decimal"/>
+      <w:lvlText w:val="%7."/>
+      <w:lvlJc w:val="left"/>
+      <w:pPr>
+        <w:ind w:left="5040" w:hanging="360"/>
+      </w:pPr>
+    </w:lvl>
+    <w:lvl w:ilvl="7" w:tplc="04090019" w:tentative="1">
+      <w:start w:val="1"/>
+      <w:numFmt w:val="lowerLetter"/>
+      <w:lvlText w:val="%8."/>
+      <w:lvlJc w:val="left"/>
+      <w:pPr>
+        <w:ind w:left="5760" w:hanging="360"/>
+      </w:pPr>
+    </w:lvl>
+    <w:lvl w:ilvl="8" w:tplc="0409001B" w:tentative="1">
+      <w:start w:val="1"/>
+      <w:numFmt w:val="lowerRoman"/>
+      <w:lvlText w:val="%9."/>
+      <w:lvlJc w:val="right"/>
+      <w:pPr>
+        <w:ind w:left="6480" w:hanging="180"/>
+      </w:pPr>
+    </w:lvl>
+  </w:abstractNum>
+  <w:abstractNum w:abstractNumId="15" w15:restartNumberingAfterBreak="0">
     <w:nsid w:val="6D7616D9"/>
     <w:multiLevelType w:val="hybridMultilevel"/>
     <w:tmpl w:val="05E0DA54"/>
@@ -3101,7 +3774,7 @@
       </w:pPr>
     </w:lvl>
   </w:abstractNum>
-  <w:abstractNum w:abstractNumId="13" w15:restartNumberingAfterBreak="0">
+  <w:abstractNum w:abstractNumId="16" w15:restartNumberingAfterBreak="0">
     <w:nsid w:val="73A00591"/>
     <w:multiLevelType w:val="hybridMultilevel"/>
     <w:tmpl w:val="22567DB0"/>
@@ -3190,7 +3863,7 @@
       </w:pPr>
     </w:lvl>
   </w:abstractNum>
-  <w:abstractNum w:abstractNumId="14" w15:restartNumberingAfterBreak="0">
+  <w:abstractNum w:abstractNumId="17" w15:restartNumberingAfterBreak="0">
     <w:nsid w:val="769C0F59"/>
     <w:multiLevelType w:val="hybridMultilevel"/>
     <w:tmpl w:val="50507D8A"/>
@@ -3279,7 +3952,7 @@
       </w:pPr>
     </w:lvl>
   </w:abstractNum>
-  <w:abstractNum w:abstractNumId="15" w15:restartNumberingAfterBreak="0">
+  <w:abstractNum w:abstractNumId="18" w15:restartNumberingAfterBreak="0">
     <w:nsid w:val="7A0603EF"/>
     <w:multiLevelType w:val="hybridMultilevel"/>
     <w:tmpl w:val="35A69D8E"/>
@@ -3369,52 +4042,61 @@
     </w:lvl>
   </w:abstractNum>
   <w:num w:numId="1" w16cid:durableId="1484156709">
+    <w:abstractNumId w:val="18"/>
+  </w:num>
+  <w:num w:numId="2" w16cid:durableId="489521039">
+    <w:abstractNumId w:val="17"/>
+  </w:num>
+  <w:num w:numId="3" w16cid:durableId="1678998727">
+    <w:abstractNumId w:val="8"/>
+  </w:num>
+  <w:num w:numId="4" w16cid:durableId="1580479748">
     <w:abstractNumId w:val="15"/>
   </w:num>
-  <w:num w:numId="2" w16cid:durableId="489521039">
-    <w:abstractNumId w:val="14"/>
-  </w:num>
-  <w:num w:numId="3" w16cid:durableId="1678998727">
-    <w:abstractNumId w:val="6"/>
-  </w:num>
-  <w:num w:numId="4" w16cid:durableId="1580479748">
-    <w:abstractNumId w:val="12"/>
-  </w:num>
   <w:num w:numId="5" w16cid:durableId="110631135">
-    <w:abstractNumId w:val="9"/>
+    <w:abstractNumId w:val="11"/>
   </w:num>
   <w:num w:numId="6" w16cid:durableId="518390555">
-    <w:abstractNumId w:val="11"/>
+    <w:abstractNumId w:val="13"/>
   </w:num>
   <w:num w:numId="7" w16cid:durableId="1060907704">
     <w:abstractNumId w:val="0"/>
   </w:num>
   <w:num w:numId="8" w16cid:durableId="227619355">
+    <w:abstractNumId w:val="3"/>
+  </w:num>
+  <w:num w:numId="9" w16cid:durableId="390158098">
+    <w:abstractNumId w:val="12"/>
+  </w:num>
+  <w:num w:numId="10" w16cid:durableId="648821726">
+    <w:abstractNumId w:val="10"/>
+  </w:num>
+  <w:num w:numId="11" w16cid:durableId="2071539157">
+    <w:abstractNumId w:val="9"/>
+  </w:num>
+  <w:num w:numId="12" w16cid:durableId="1159882594">
+    <w:abstractNumId w:val="6"/>
+  </w:num>
+  <w:num w:numId="13" w16cid:durableId="774207129">
+    <w:abstractNumId w:val="5"/>
+  </w:num>
+  <w:num w:numId="14" w16cid:durableId="1107121421">
+    <w:abstractNumId w:val="7"/>
+  </w:num>
+  <w:num w:numId="15" w16cid:durableId="14232043">
     <w:abstractNumId w:val="2"/>
   </w:num>
-  <w:num w:numId="9" w16cid:durableId="390158098">
-    <w:abstractNumId w:val="10"/>
+  <w:num w:numId="16" w16cid:durableId="446392181">
+    <w:abstractNumId w:val="16"/>
   </w:num>
-  <w:num w:numId="10" w16cid:durableId="648821726">
-    <w:abstractNumId w:val="8"/>
+  <w:num w:numId="17" w16cid:durableId="1831827284">
+    <w:abstractNumId w:val="14"/>
   </w:num>
-  <w:num w:numId="11" w16cid:durableId="2071539157">
-    <w:abstractNumId w:val="7"/>
-  </w:num>
-  <w:num w:numId="12" w16cid:durableId="1159882594">
-    <w:abstractNumId w:val="4"/>
-  </w:num>
-  <w:num w:numId="13" w16cid:durableId="774207129">
-    <w:abstractNumId w:val="3"/>
-  </w:num>
-  <w:num w:numId="14" w16cid:durableId="1107121421">
-    <w:abstractNumId w:val="5"/>
-  </w:num>
-  <w:num w:numId="15" w16cid:durableId="14232043">
+  <w:num w:numId="18" w16cid:durableId="1302076041">
     <w:abstractNumId w:val="1"/>
   </w:num>
-  <w:num w:numId="16" w16cid:durableId="446392181">
-    <w:abstractNumId w:val="13"/>
+  <w:num w:numId="19" w16cid:durableId="116801555">
+    <w:abstractNumId w:val="4"/>
   </w:num>
 </w:numbering>
 </file>

--- a/reports/docx/report_1.docx
+++ b/reports/docx/report_1.docx
@@ -2,14 +2,6 @@
 <file path=word/document.xml><?xml version="1.0" encoding="utf-8"?>
 <w:document xmlns:wpc="http://schemas.microsoft.com/office/word/2010/wordprocessingCanvas" xmlns:cx="http://schemas.microsoft.com/office/drawing/2014/chartex" xmlns:cx1="http://schemas.microsoft.com/office/drawing/2015/9/8/chartex" xmlns:cx2="http://schemas.microsoft.com/office/drawing/2015/10/21/chartex" xmlns:cx3="http://schemas.microsoft.com/office/drawing/2016/5/9/chartex" xmlns:cx4="http://schemas.microsoft.com/office/drawing/2016/5/10/chartex" xmlns:cx5="http://schemas.microsoft.com/office/drawing/2016/5/11/chartex" xmlns:cx6="http://schemas.microsoft.com/office/drawing/2016/5/12/chartex" xmlns:cx7="http://schemas.microsoft.com/office/drawing/2016/5/13/chartex" xmlns:cx8="http://schemas.microsoft.com/office/drawing/2016/5/14/chartex" xmlns:mc="http://schemas.openxmlformats.org/markup-compatibility/2006" xmlns:aink="http://schemas.microsoft.com/office/drawing/2016/ink" xmlns:am3d="http://schemas.microsoft.com/office/drawing/2017/model3d" xmlns:o="urn:schemas-microsoft-com:office:office" xmlns:oel="http://schemas.microsoft.com/office/2019/extlst" xmlns:r="http://schemas.openxmlformats.org/officeDocument/2006/relationships" xmlns:m="http://schemas.openxmlformats.org/officeDocument/2006/math" xmlns:v="urn:schemas-microsoft-com:vml" xmlns:wp14="http://schemas.microsoft.com/office/word/2010/wordprocessingDrawing" xmlns:wp="http://schemas.openxmlformats.org/drawingml/2006/wordprocessingDrawing" xmlns:w10="urn:schemas-microsoft-com:office:word" xmlns:w="http://schemas.openxmlformats.org/wordprocessingml/2006/main" xmlns:w14="http://schemas.microsoft.com/office/word/2010/wordml" xmlns:w15="http://schemas.microsoft.com/office/word/2012/wordml" xmlns:w16cei="http://schemas.microsoft.com/office/word/2026/wordml/cei" xmlns:w16cex="http://schemas.microsoft.com/office/word/2018/wordml/cex" xmlns:w16cid="http://schemas.microsoft.com/office/word/2016/wordml/cid" xmlns:w16="http://schemas.microsoft.com/office/word/2018/wordml" xmlns:w16du="http://schemas.microsoft.com/office/word/2023/wordml/word16du" xmlns:w16sdtdh="http://schemas.microsoft.com/office/word/2020/wordml/sdtdatahash" xmlns:w16sdtfl="http://schemas.microsoft.com/office/word/2024/wordml/sdtformatlock" xmlns:w16se="http://schemas.microsoft.com/office/word/2015/wordml/symex" xmlns:wpg="http://schemas.microsoft.com/office/word/2010/wordprocessingGroup" xmlns:wpi="http://schemas.microsoft.com/office/word/2010/wordprocessingInk" xmlns:wne="http://schemas.microsoft.com/office/word/2006/wordml" xmlns:wps="http://schemas.microsoft.com/office/word/2010/wordprocessingShape" mc:Ignorable="w14 w15 w16se w16cid w16 w16cex w16sdtdh w16sdtfl w16du wp14">
   <w:body>
-    <w:p>
-      <w:pPr>
-        <w:jc w:val="center"/>
-      </w:pPr>
-      <w:r>
-        <w:t>Name: Samarth Mukesh Pawar</w:t>
-      </w:r>
-    </w:p>
     <w:p>
       <w:pPr>
         <w:jc w:val="center"/>
@@ -103,6 +95,21 @@
       <w:r>
         <w:t>Molecular Docking</w:t>
       </w:r>
+    </w:p>
+    <w:p>
+      <w:pPr>
+        <w:jc w:val="center"/>
+      </w:pPr>
+    </w:p>
+    <w:p>
+      <w:pPr>
+        <w:jc w:val="center"/>
+      </w:pPr>
+    </w:p>
+    <w:p>
+      <w:pPr>
+        <w:jc w:val="center"/>
+      </w:pPr>
     </w:p>
     <w:p>
       <w:pPr>
@@ -120,8 +127,17 @@
     <w:p/>
     <w:p/>
     <w:p/>
-    <w:p/>
-    <w:p/>
+    <w:p>
+      <w:pPr>
+        <w:jc w:val="right"/>
+      </w:pPr>
+      <w:r>
+        <w:t>Name: Samarth Mukesh Pawar</w:t>
+      </w:r>
+      <w:r>
+        <w:t xml:space="preserve"> (25110283)</w:t>
+      </w:r>
+    </w:p>
     <w:p/>
     <w:p>
       <w:pPr>
@@ -137,7 +153,6 @@
           <w:b/>
           <w:bCs/>
         </w:rPr>
-        <w:lastRenderedPageBreak/>
         <w:t xml:space="preserve">I </w:t>
       </w:r>
       <w:r>
@@ -973,7 +988,15 @@
         </w:numPr>
       </w:pPr>
       <w:r>
-        <w:t>Suppose we represent ligand as {L} and protein as {P} then when they are bound together we will represent them as {LP}. This is a two-state process and can be represented as:</w:t>
+        <w:t xml:space="preserve">Suppose we represent ligand as {L} and protein as {P} then when they are bound </w:t>
+      </w:r>
+      <w:proofErr w:type="gramStart"/>
+      <w:r>
+        <w:t>together</w:t>
+      </w:r>
+      <w:proofErr w:type="gramEnd"/>
+      <w:r>
+        <w:t xml:space="preserve"> we will represent them as {LP}. This is a two-state process and can be represented as:</w:t>
       </w:r>
     </w:p>
     <w:p>
@@ -1220,11 +1243,16 @@
         <w:t xml:space="preserve">: </w:t>
       </w:r>
       <w:r>
-        <w:t>A substrate fits into the active site of a macromolecule, just like a key fit</w:t>
+        <w:t xml:space="preserve">A substrate fits into the active site of a macromolecule, just like a </w:t>
+      </w:r>
+      <w:proofErr w:type="gramStart"/>
+      <w:r>
+        <w:t>key fit</w:t>
       </w:r>
       <w:r>
         <w:t>s</w:t>
       </w:r>
+      <w:proofErr w:type="gramEnd"/>
       <w:r>
         <w:t xml:space="preserve"> into a lock.</w:t>
       </w:r>
@@ -2262,7 +2290,10 @@
       </w:r>
       <w:proofErr w:type="spellEnd"/>
       <w:r>
-        <w:t>: These are actually the force fields calibrated to a particular training set of complexes with known 3D structure.</w:t>
+        <w:t xml:space="preserve">: </w:t>
+      </w:r>
+      <w:r>
+        <w:t>The software counts how many specific interactions occur in a modeled drug-protein pose; Each type of interaction is multiplied by a predefined weight.</w:t>
       </w:r>
     </w:p>
     <w:p>
@@ -2328,7 +2359,13 @@
         <w:rPr>
           <w:u w:val="single"/>
         </w:rPr>
-        <w:t>func</w:t>
+        <w:t>f</w:t>
+      </w:r>
+      <w:r>
+        <w:rPr>
+          <w:u w:val="single"/>
+        </w:rPr>
+        <w:t>unc</w:t>
       </w:r>
       <w:proofErr w:type="spellEnd"/>
       <w:r>
@@ -2339,6 +2376,37 @@
       </w:r>
       <w:r>
         <w:t xml:space="preserve"> </w:t>
+      </w:r>
+      <w:r>
+        <w:t xml:space="preserve">Computational tools scan the database (PDB); The tools count how many times </w:t>
+      </w:r>
+      <w:r>
+        <w:t xml:space="preserve">atom pair occur at some specific distance; </w:t>
+      </w:r>
+      <w:r>
+        <w:t xml:space="preserve">Using statistical mechanics, high-frequency distances are assumed to be energetically </w:t>
+      </w:r>
+      <w:proofErr w:type="spellStart"/>
+      <w:r>
+        <w:t>favourable</w:t>
+      </w:r>
+      <w:proofErr w:type="spellEnd"/>
+      <w:r>
+        <w:t xml:space="preserve"> (low energy), while rare distances are classified as </w:t>
+      </w:r>
+      <w:proofErr w:type="spellStart"/>
+      <w:r>
+        <w:t>unfavourable</w:t>
+      </w:r>
+      <w:proofErr w:type="spellEnd"/>
+      <w:r>
+        <w:t xml:space="preserve"> (high energy)</w:t>
+      </w:r>
+      <w:r>
+        <w:t xml:space="preserve">; </w:t>
+      </w:r>
+      <w:r>
+        <w:t>These probabilities are converted into statistical energy scores called PMFs.</w:t>
       </w:r>
     </w:p>
     <w:sectPr>
@@ -4704,7 +4772,6 @@
   <w:style w:type="character" w:default="1" w:styleId="DefaultParagraphFont">
     <w:name w:val="Default Paragraph Font"/>
     <w:uiPriority w:val="1"/>
-    <w:semiHidden/>
     <w:unhideWhenUsed/>
   </w:style>
   <w:style w:type="table" w:default="1" w:styleId="TableNormal">

--- a/reports/docx/report_1.docx
+++ b/reports/docx/report_1.docx
@@ -5,23 +5,47 @@
     <w:p>
       <w:pPr>
         <w:jc w:val="center"/>
-      </w:pPr>
-      <w:r>
-        <w:t xml:space="preserve">Project: </w:t>
-      </w:r>
-      <w:r>
-        <w:t>Generative AI-Based Ligand Binding Pose Refinement from Physics-Based P</w:t>
-      </w:r>
-      <w:r>
-        <w:t>riors</w:t>
+        <w:rPr>
+          <w:b/>
+          <w:bCs/>
+        </w:rPr>
+      </w:pPr>
+      <w:r>
+        <w:rPr>
+          <w:b/>
+          <w:bCs/>
+        </w:rPr>
+        <w:t>Project: Generative AI-Based Ligand Binding Pose Refinement from Physics-Based Priors</w:t>
       </w:r>
     </w:p>
     <w:p>
       <w:pPr>
         <w:jc w:val="center"/>
-      </w:pPr>
-      <w:r>
-        <w:t>Report 1: Understanding of Proteins, Substrate and Molecular Docking</w:t>
+        <w:rPr>
+          <w:b/>
+          <w:bCs/>
+        </w:rPr>
+      </w:pPr>
+      <w:r>
+        <w:rPr>
+          <w:b/>
+          <w:bCs/>
+        </w:rPr>
+        <w:t xml:space="preserve">Report 1: Understanding of Proteins, </w:t>
+      </w:r>
+      <w:r>
+        <w:rPr>
+          <w:b/>
+          <w:bCs/>
+        </w:rPr>
+        <w:t>Protein-Ligand Interactions</w:t>
+      </w:r>
+      <w:r>
+        <w:rPr>
+          <w:b/>
+          <w:bCs/>
+        </w:rPr>
+        <w:t xml:space="preserve"> and Molecular Docking</w:t>
       </w:r>
     </w:p>
     <w:p>
@@ -124,18 +148,29 @@
     <w:p/>
     <w:p/>
     <w:p/>
-    <w:p/>
-    <w:p/>
-    <w:p/>
     <w:p>
       <w:pPr>
         <w:jc w:val="right"/>
       </w:pPr>
       <w:r>
-        <w:t>Name: Samarth Mukesh Pawar</w:t>
-      </w:r>
-      <w:r>
-        <w:t xml:space="preserve"> (25110283)</w:t>
+        <w:t>Name: Samarth Mukesh Pawar (25110283)</w:t>
+      </w:r>
+    </w:p>
+    <w:p>
+      <w:pPr>
+        <w:ind w:firstLine="720"/>
+        <w:jc w:val="center"/>
+      </w:pPr>
+      <w:r>
+        <w:t xml:space="preserve">                                                   Professor: </w:t>
+      </w:r>
+      <w:proofErr w:type="spellStart"/>
+      <w:r>
+        <w:t>Soumajit</w:t>
+      </w:r>
+      <w:proofErr w:type="spellEnd"/>
+      <w:r>
+        <w:t xml:space="preserve"> Dutta</w:t>
       </w:r>
     </w:p>
     <w:p/>
@@ -2066,7 +2101,13 @@
         </w:numPr>
       </w:pPr>
       <w:r>
-        <w:t>Binding energy is the energy required to separate complex into its parts, =E(complex) – [E(protein) + E(ligand)]</w:t>
+        <w:t>Binding energy is the energy required to separate complex into its parts</w:t>
+      </w:r>
+      <w:r>
+        <w:t>;</w:t>
+      </w:r>
+      <w:r>
+        <w:t xml:space="preserve"> =E(complex) – [E(protein) + E(ligand)]</w:t>
       </w:r>
     </w:p>
     <w:p>
@@ -2076,23 +2117,40 @@
           <w:ilvl w:val="0"/>
           <w:numId w:val="18"/>
         </w:numPr>
-      </w:pPr>
-      <w:proofErr w:type="spellStart"/>
-      <w:r>
-        <w:t>deltaG</w:t>
-      </w:r>
-      <w:proofErr w:type="spellEnd"/>
-      <w:r>
-        <w:t>=-</w:t>
-      </w:r>
-      <w:proofErr w:type="spellStart"/>
-      <w:r>
-        <w:t>RTln</w:t>
-      </w:r>
-      <w:proofErr w:type="spellEnd"/>
-      <w:r>
-        <w:t>(K)</w:t>
-      </w:r>
+        <w:rPr>
+          <w:b/>
+          <w:bCs/>
+        </w:rPr>
+      </w:pPr>
+      <m:oMath>
+        <m:r>
+          <m:rPr>
+            <m:sty m:val="bi"/>
+          </m:rPr>
+          <w:rPr>
+            <w:rFonts w:ascii="Cambria Math" w:hAnsi="Cambria Math"/>
+          </w:rPr>
+          <m:t>∆</m:t>
+        </m:r>
+        <m:r>
+          <m:rPr>
+            <m:sty m:val="b"/>
+          </m:rPr>
+          <w:rPr>
+            <w:rFonts w:ascii="Cambria Math" w:hAnsi="Cambria Math"/>
+          </w:rPr>
+          <m:t>G=-RTln(K</m:t>
+        </m:r>
+        <m:r>
+          <m:rPr>
+            <m:sty m:val="b"/>
+          </m:rPr>
+          <w:rPr>
+            <w:rFonts w:ascii="Cambria Math"/>
+          </w:rPr>
+          <m:t>)</m:t>
+        </m:r>
+      </m:oMath>
     </w:p>
     <w:p>
       <w:pPr>
@@ -2102,25 +2160,28 @@
           <w:numId w:val="18"/>
         </w:numPr>
       </w:pPr>
-      <w:proofErr w:type="spellStart"/>
-      <w:r>
-        <w:t>deltaG</w:t>
-      </w:r>
-      <w:proofErr w:type="spellEnd"/>
-      <w:r>
-        <w:t xml:space="preserve"> </w:t>
-      </w:r>
-      <w:r>
-        <w:t>change of about 6 kJ/mol corresponds to roughly one order of magnitude in log K - which can be the</w:t>
-      </w:r>
-      <w:r>
-        <w:t xml:space="preserve"> </w:t>
-      </w:r>
-      <w:r>
-        <w:t>difference between a micromolar and a nanomolar compound</w:t>
-      </w:r>
-      <w:r>
-        <w:t>.</w:t>
+      <m:oMath>
+        <m:r>
+          <m:rPr>
+            <m:sty m:val="bi"/>
+          </m:rPr>
+          <w:rPr>
+            <w:rFonts w:ascii="Cambria Math" w:hAnsi="Cambria Math"/>
+          </w:rPr>
+          <m:t>∆</m:t>
+        </m:r>
+        <m:r>
+          <m:rPr>
+            <m:sty m:val="b"/>
+          </m:rPr>
+          <w:rPr>
+            <w:rFonts w:ascii="Cambria Math" w:hAnsi="Cambria Math"/>
+          </w:rPr>
+          <m:t>G</m:t>
+        </m:r>
+      </m:oMath>
+      <w:r>
+        <w:t xml:space="preserve"> change of about 6 kJ/mol corresponds to roughly one order of magnitude in log K - which can be the difference between a micromolar and a nanomolar compound.</w:t>
       </w:r>
     </w:p>
     <w:p>
@@ -2134,22 +2195,28 @@
       <w:r>
         <w:t xml:space="preserve">Calculating </w:t>
       </w:r>
-      <w:proofErr w:type="spellStart"/>
-      <w:r>
-        <w:t>delta</w:t>
-      </w:r>
-      <w:r>
-        <w:t>G</w:t>
-      </w:r>
-      <w:proofErr w:type="spellEnd"/>
-      <w:r>
-        <w:t xml:space="preserve"> directly from the Gibbs equation is hard because the entropic term is difficult t</w:t>
-      </w:r>
-      <w:r>
-        <w:t xml:space="preserve">o </w:t>
-      </w:r>
-      <w:r>
-        <w:t>estimate, so it's often neglected as a first approximation.</w:t>
+      <m:oMath>
+        <m:r>
+          <m:rPr>
+            <m:sty m:val="bi"/>
+          </m:rPr>
+          <w:rPr>
+            <w:rFonts w:ascii="Cambria Math" w:hAnsi="Cambria Math"/>
+          </w:rPr>
+          <m:t>∆</m:t>
+        </m:r>
+        <m:r>
+          <m:rPr>
+            <m:sty m:val="b"/>
+          </m:rPr>
+          <w:rPr>
+            <w:rFonts w:ascii="Cambria Math" w:hAnsi="Cambria Math"/>
+          </w:rPr>
+          <m:t>G</m:t>
+        </m:r>
+      </m:oMath>
+      <w:r>
+        <w:t xml:space="preserve"> directly from the Gibbs equation is hard because the entropic term is difficult to estimate, so it's often neglected as a first approximation.</w:t>
       </w:r>
     </w:p>
     <w:p>
@@ -2164,28 +2231,49 @@
         <w:lastRenderedPageBreak/>
         <w:t xml:space="preserve">With entropy neglected and constant pressure assumed, </w:t>
       </w:r>
-      <w:proofErr w:type="spellStart"/>
-      <w:r>
-        <w:t>delta</w:t>
-      </w:r>
-      <w:r>
-        <w:t>G</w:t>
-      </w:r>
-      <w:proofErr w:type="spellEnd"/>
+      <m:oMath>
+        <m:r>
+          <m:rPr>
+            <m:sty m:val="bi"/>
+          </m:rPr>
+          <w:rPr>
+            <w:rFonts w:ascii="Cambria Math" w:hAnsi="Cambria Math"/>
+          </w:rPr>
+          <m:t>∆</m:t>
+        </m:r>
+        <m:r>
+          <m:rPr>
+            <m:sty m:val="b"/>
+          </m:rPr>
+          <w:rPr>
+            <w:rFonts w:ascii="Cambria Math" w:hAnsi="Cambria Math"/>
+          </w:rPr>
+          <m:t>G</m:t>
+        </m:r>
+      </m:oMath>
       <w:r>
         <w:t xml:space="preserve"> can be approximated using internal energy (</w:t>
       </w:r>
-      <w:proofErr w:type="spellStart"/>
-      <w:r>
-        <w:t>delta</w:t>
-      </w:r>
-      <w:r>
-        <w:t>U</w:t>
-      </w:r>
-      <w:proofErr w:type="spellEnd"/>
-      <w:r>
-        <w:t>)</w:t>
-      </w:r>
+      <m:oMath>
+        <m:r>
+          <m:rPr>
+            <m:sty m:val="bi"/>
+          </m:rPr>
+          <w:rPr>
+            <w:rFonts w:ascii="Cambria Math" w:hAnsi="Cambria Math"/>
+          </w:rPr>
+          <m:t>∆</m:t>
+        </m:r>
+        <m:r>
+          <m:rPr>
+            <m:sty m:val="b"/>
+          </m:rPr>
+          <w:rPr>
+            <w:rFonts w:ascii="Cambria Math" w:hAnsi="Cambria Math"/>
+          </w:rPr>
+          <m:t>U)</m:t>
+        </m:r>
+      </m:oMath>
       <w:r>
         <w:t xml:space="preserve"> </w:t>
       </w:r>
@@ -2200,6 +2288,9 @@
         <w:jc w:val="center"/>
       </w:pPr>
       <w:r>
+        <w:rPr>
+          <w:noProof/>
+        </w:rPr>
         <w:drawing>
           <wp:inline distT="0" distB="0" distL="0" distR="0" wp14:anchorId="46560961" wp14:editId="24976445">
             <wp:extent cx="1909156" cy="1730828"/>
@@ -2279,16 +2370,14 @@
         <w:rPr>
           <w:u w:val="single"/>
         </w:rPr>
-        <w:t xml:space="preserve">Empirical scoring </w:t>
-      </w:r>
-      <w:proofErr w:type="spellStart"/>
-      <w:r>
-        <w:rPr>
-          <w:u w:val="single"/>
-        </w:rPr>
-        <w:t>func</w:t>
-      </w:r>
-      <w:proofErr w:type="spellEnd"/>
+        <w:t>Empirical scoring func</w:t>
+      </w:r>
+      <w:r>
+        <w:rPr>
+          <w:u w:val="single"/>
+        </w:rPr>
+        <w:t>tion</w:t>
+      </w:r>
       <w:r>
         <w:t xml:space="preserve">: </w:t>
       </w:r>
@@ -2303,6 +2392,9 @@
         <w:jc w:val="center"/>
       </w:pPr>
       <w:r>
+        <w:rPr>
+          <w:noProof/>
+        </w:rPr>
         <w:drawing>
           <wp:inline distT="0" distB="0" distL="0" distR="0" wp14:anchorId="71BD69F6" wp14:editId="0A96E5A7">
             <wp:extent cx="3829584" cy="924054"/>
@@ -2352,14 +2444,7 @@
         <w:rPr>
           <w:u w:val="single"/>
         </w:rPr>
-        <w:t xml:space="preserve">Knowledge-Based scoring </w:t>
-      </w:r>
-      <w:proofErr w:type="spellStart"/>
-      <w:r>
-        <w:rPr>
-          <w:u w:val="single"/>
-        </w:rPr>
-        <w:t>f</w:t>
+        <w:t>Knowledge-Based scoring f</w:t>
       </w:r>
       <w:r>
         <w:rPr>
@@ -2367,7 +2452,12 @@
         </w:rPr>
         <w:t>unc</w:t>
       </w:r>
-      <w:proofErr w:type="spellEnd"/>
+      <w:r>
+        <w:rPr>
+          <w:u w:val="single"/>
+        </w:rPr>
+        <w:t>tion</w:t>
+      </w:r>
       <w:r>
         <w:rPr>
           <w:u w:val="single"/>
@@ -4772,6 +4862,7 @@
   <w:style w:type="character" w:default="1" w:styleId="DefaultParagraphFont">
     <w:name w:val="Default Paragraph Font"/>
     <w:uiPriority w:val="1"/>
+    <w:semiHidden/>
     <w:unhideWhenUsed/>
   </w:style>
   <w:style w:type="table" w:default="1" w:styleId="TableNormal">

--- a/reports/docx/report_1.docx
+++ b/reports/docx/report_1.docx
@@ -31,7 +31,7 @@
           <w:b/>
           <w:bCs/>
         </w:rPr>
-        <w:t xml:space="preserve">Report 1: Understanding of Proteins, </w:t>
+        <w:t xml:space="preserve">Report 1: Understanding Proteins, </w:t>
       </w:r>
       <w:r>
         <w:rPr>
@@ -146,8 +146,6 @@
     <w:p/>
     <w:p/>
     <w:p/>
-    <w:p/>
-    <w:p/>
     <w:p>
       <w:pPr>
         <w:jc w:val="right"/>
@@ -173,6 +171,18 @@
         <w:t xml:space="preserve"> Dutta</w:t>
       </w:r>
     </w:p>
+    <w:p>
+      <w:pPr>
+        <w:ind w:firstLine="720"/>
+        <w:jc w:val="center"/>
+      </w:pPr>
+    </w:p>
+    <w:p>
+      <w:pPr>
+        <w:ind w:firstLine="720"/>
+        <w:jc w:val="center"/>
+      </w:pPr>
+    </w:p>
     <w:p/>
     <w:p>
       <w:pPr>
@@ -188,6 +198,7 @@
           <w:b/>
           <w:bCs/>
         </w:rPr>
+        <w:lastRenderedPageBreak/>
         <w:t xml:space="preserve">I </w:t>
       </w:r>
       <w:r>
@@ -546,8 +557,14 @@
         </w:numPr>
       </w:pPr>
       <w:r>
+        <w:rPr>
+          <w:u w:val="single"/>
+        </w:rPr>
         <w:lastRenderedPageBreak/>
-        <w:t>Alpha helix: It’s a right-handed coil stabilized by hydrogen bonds between nearby amine and carboxylic groups.</w:t>
+        <w:t>Alpha helix</w:t>
+      </w:r>
+      <w:r>
+        <w:t>: It’s a right-handed coil stabilized by hydrogen bonds between nearby amine and carboxylic groups.</w:t>
       </w:r>
     </w:p>
     <w:p>
@@ -559,7 +576,13 @@
         </w:numPr>
       </w:pPr>
       <w:r>
-        <w:t>Beta sheet: It is formed when hydrogen bonds stabilize two or more adjacent strands.</w:t>
+        <w:rPr>
+          <w:u w:val="single"/>
+        </w:rPr>
+        <w:t>Beta sheet</w:t>
+      </w:r>
+      <w:r>
+        <w:t>: It is formed when hydrogen bonds stabilize two or more adjacent strands.</w:t>
       </w:r>
     </w:p>
     <w:p>
